--- a/ROUET_Enzo_EventFlow.docx
+++ b/ROUET_Enzo_EventFlow.docx
@@ -375,14 +375,14 @@
           <w:sz w:val="28"/>
           <w:szCs w:val="28"/>
         </w:rPr>
-        <w:t xml:space="preserve">Un des tests qu’on a rajouter d’ailleurs dans notre projet c’est celui de l’email. Il s’appel </w:t>
-      </w:r>
-      <w:r>
-        <w:rPr>
-          <w:sz w:val="28"/>
-          <w:szCs w:val="28"/>
-        </w:rPr>
-        <w:t xml:space="preserve">badEmailBooking et permet de vérifier que l’utilisateur rentre bien un email correct avec la bonne forme. Ca nous permet de ne pas rentrer d’informations erronées ou encore de texte malveillants car c’est l’un des seuls input utilisateur. Donc une regression de validation de données </w:t>
+        <w:t>Un des tests qu’on a rajouter d’ailleurs dans notre projet c’est celui d</w:t>
+      </w:r>
+      <w:r>
+        <w:rPr>
+          <w:sz w:val="28"/>
+          <w:szCs w:val="28"/>
+        </w:rPr>
+        <w:t>u cumul des réductions. En effet, on vérifie que les réductions actuelles puissent se mettre ensemble. Il permet de vérifier qu’une réduction n’en écrase pas une autre ce qui est plutot important car certains clients cumuls les réductions et d’intéragir entre différentes règles. Ce test s’appel dans notre code VIP + 3 days combines discount</w:t>
       </w:r>
     </w:p>
     <w:p>
